--- a/FASE 2/Evidencias Proyecto/Documentacion/Spring backlogs/Sprint Backlog 04 Control por voz e interfaz.docx
+++ b/FASE 2/Evidencias Proyecto/Documentacion/Spring backlogs/Sprint Backlog 04 Control por voz e interfaz.docx
@@ -180,41 +180,11 @@
           <w:rFonts w:ascii="Calibri" w:hAnsi="Calibri" w:cs="Calibri"/>
         </w:rPr>
         <w:t>Integrantes: Alejandro Silva</w:t>
-      </w:r>
-      <w:r>
-        <w:rPr>
-          <w:rFonts w:ascii="Calibri" w:hAnsi="Calibri" w:cs="Calibri"/>
-        </w:rPr>
         <w:tab/>
-      </w:r>
-      <w:r>
-        <w:rPr>
-          <w:rFonts w:ascii="Calibri" w:hAnsi="Calibri" w:cs="Calibri"/>
-        </w:rPr>
         <w:tab/>
-      </w:r>
-      <w:r>
-        <w:rPr>
-          <w:rFonts w:ascii="Calibri" w:hAnsi="Calibri" w:cs="Calibri"/>
-        </w:rPr>
         <w:tab/>
-      </w:r>
-      <w:r>
-        <w:rPr>
-          <w:rFonts w:ascii="Calibri" w:hAnsi="Calibri" w:cs="Calibri"/>
-        </w:rPr>
         <w:tab/>
-      </w:r>
-      <w:r>
-        <w:rPr>
-          <w:rFonts w:ascii="Calibri" w:hAnsi="Calibri" w:cs="Calibri"/>
-        </w:rPr>
         <w:tab/>
-      </w:r>
-      <w:r>
-        <w:rPr>
-          <w:rFonts w:ascii="Calibri" w:hAnsi="Calibri" w:cs="Calibri"/>
-        </w:rPr>
         <w:tab/>
         <w:t>Docente: Maria Cobo</w:t>
       </w:r>
@@ -295,11 +265,7 @@
           </w:pPr>
           <w:r>
             <w:fldChar w:fldCharType="begin"/>
-          </w:r>
-          <w:r>
             <w:instrText xml:space="preserve"> TOC \o "1-3" \h \z \u </w:instrText>
-          </w:r>
-          <w:r>
             <w:fldChar w:fldCharType="separate"/>
           </w:r>
           <w:hyperlink w:anchor="_Toc241875824" w:history="1">
@@ -317,46 +283,10 @@
                 <w:webHidden/>
               </w:rPr>
               <w:tab/>
-            </w:r>
-            <w:r>
-              <w:rPr>
-                <w:noProof/>
-                <w:webHidden/>
-              </w:rPr>
               <w:fldChar w:fldCharType="begin"/>
-            </w:r>
-            <w:r>
-              <w:rPr>
-                <w:noProof/>
-                <w:webHidden/>
-              </w:rPr>
               <w:instrText xml:space="preserve"> PAGEREF _Toc241875824 \h </w:instrText>
-            </w:r>
-            <w:r>
-              <w:rPr>
-                <w:noProof/>
-                <w:webHidden/>
-              </w:rPr>
-            </w:r>
-            <w:r>
-              <w:rPr>
-                <w:noProof/>
-                <w:webHidden/>
-              </w:rPr>
               <w:fldChar w:fldCharType="separate"/>
-            </w:r>
-            <w:r>
-              <w:rPr>
-                <w:noProof/>
-                <w:webHidden/>
-              </w:rPr>
               <w:t>3</w:t>
-            </w:r>
-            <w:r>
-              <w:rPr>
-                <w:noProof/>
-                <w:webHidden/>
-              </w:rPr>
               <w:fldChar w:fldCharType="end"/>
             </w:r>
           </w:hyperlink>
@@ -388,46 +318,10 @@
                 <w:webHidden/>
               </w:rPr>
               <w:tab/>
-            </w:r>
-            <w:r>
-              <w:rPr>
-                <w:noProof/>
-                <w:webHidden/>
-              </w:rPr>
               <w:fldChar w:fldCharType="begin"/>
-            </w:r>
-            <w:r>
-              <w:rPr>
-                <w:noProof/>
-                <w:webHidden/>
-              </w:rPr>
               <w:instrText xml:space="preserve"> PAGEREF _Toc241875825 \h </w:instrText>
-            </w:r>
-            <w:r>
-              <w:rPr>
-                <w:noProof/>
-                <w:webHidden/>
-              </w:rPr>
-            </w:r>
-            <w:r>
-              <w:rPr>
-                <w:noProof/>
-                <w:webHidden/>
-              </w:rPr>
               <w:fldChar w:fldCharType="separate"/>
-            </w:r>
-            <w:r>
-              <w:rPr>
-                <w:noProof/>
-                <w:webHidden/>
-              </w:rPr>
               <w:t>3</w:t>
-            </w:r>
-            <w:r>
-              <w:rPr>
-                <w:noProof/>
-                <w:webHidden/>
-              </w:rPr>
               <w:fldChar w:fldCharType="end"/>
             </w:r>
           </w:hyperlink>
@@ -459,46 +353,10 @@
                 <w:webHidden/>
               </w:rPr>
               <w:tab/>
-            </w:r>
-            <w:r>
-              <w:rPr>
-                <w:noProof/>
-                <w:webHidden/>
-              </w:rPr>
               <w:fldChar w:fldCharType="begin"/>
-            </w:r>
-            <w:r>
-              <w:rPr>
-                <w:noProof/>
-                <w:webHidden/>
-              </w:rPr>
               <w:instrText xml:space="preserve"> PAGEREF _Toc241875826 \h </w:instrText>
-            </w:r>
-            <w:r>
-              <w:rPr>
-                <w:noProof/>
-                <w:webHidden/>
-              </w:rPr>
-            </w:r>
-            <w:r>
-              <w:rPr>
-                <w:noProof/>
-                <w:webHidden/>
-              </w:rPr>
               <w:fldChar w:fldCharType="separate"/>
-            </w:r>
-            <w:r>
-              <w:rPr>
-                <w:noProof/>
-                <w:webHidden/>
-              </w:rPr>
               <w:t>3</w:t>
-            </w:r>
-            <w:r>
-              <w:rPr>
-                <w:noProof/>
-                <w:webHidden/>
-              </w:rPr>
               <w:fldChar w:fldCharType="end"/>
             </w:r>
           </w:hyperlink>
@@ -530,46 +388,10 @@
                 <w:webHidden/>
               </w:rPr>
               <w:tab/>
-            </w:r>
-            <w:r>
-              <w:rPr>
-                <w:noProof/>
-                <w:webHidden/>
-              </w:rPr>
               <w:fldChar w:fldCharType="begin"/>
-            </w:r>
-            <w:r>
-              <w:rPr>
-                <w:noProof/>
-                <w:webHidden/>
-              </w:rPr>
               <w:instrText xml:space="preserve"> PAGEREF _Toc241875827 \h </w:instrText>
-            </w:r>
-            <w:r>
-              <w:rPr>
-                <w:noProof/>
-                <w:webHidden/>
-              </w:rPr>
-            </w:r>
-            <w:r>
-              <w:rPr>
-                <w:noProof/>
-                <w:webHidden/>
-              </w:rPr>
               <w:fldChar w:fldCharType="separate"/>
-            </w:r>
-            <w:r>
-              <w:rPr>
-                <w:noProof/>
-                <w:webHidden/>
-              </w:rPr>
               <w:t>4</w:t>
-            </w:r>
-            <w:r>
-              <w:rPr>
-                <w:noProof/>
-                <w:webHidden/>
-              </w:rPr>
               <w:fldChar w:fldCharType="end"/>
             </w:r>
           </w:hyperlink>
@@ -601,46 +423,10 @@
                 <w:webHidden/>
               </w:rPr>
               <w:tab/>
-            </w:r>
-            <w:r>
-              <w:rPr>
-                <w:noProof/>
-                <w:webHidden/>
-              </w:rPr>
               <w:fldChar w:fldCharType="begin"/>
-            </w:r>
-            <w:r>
-              <w:rPr>
-                <w:noProof/>
-                <w:webHidden/>
-              </w:rPr>
               <w:instrText xml:space="preserve"> PAGEREF _Toc241875828 \h </w:instrText>
-            </w:r>
-            <w:r>
-              <w:rPr>
-                <w:noProof/>
-                <w:webHidden/>
-              </w:rPr>
-            </w:r>
-            <w:r>
-              <w:rPr>
-                <w:noProof/>
-                <w:webHidden/>
-              </w:rPr>
               <w:fldChar w:fldCharType="separate"/>
-            </w:r>
-            <w:r>
-              <w:rPr>
-                <w:noProof/>
-                <w:webHidden/>
-              </w:rPr>
               <w:t>5</w:t>
-            </w:r>
-            <w:r>
-              <w:rPr>
-                <w:noProof/>
-                <w:webHidden/>
-              </w:rPr>
               <w:fldChar w:fldCharType="end"/>
             </w:r>
           </w:hyperlink>
@@ -672,46 +458,10 @@
                 <w:webHidden/>
               </w:rPr>
               <w:tab/>
-            </w:r>
-            <w:r>
-              <w:rPr>
-                <w:noProof/>
-                <w:webHidden/>
-              </w:rPr>
               <w:fldChar w:fldCharType="begin"/>
-            </w:r>
-            <w:r>
-              <w:rPr>
-                <w:noProof/>
-                <w:webHidden/>
-              </w:rPr>
               <w:instrText xml:space="preserve"> PAGEREF _Toc241875829 \h </w:instrText>
-            </w:r>
-            <w:r>
-              <w:rPr>
-                <w:noProof/>
-                <w:webHidden/>
-              </w:rPr>
-            </w:r>
-            <w:r>
-              <w:rPr>
-                <w:noProof/>
-                <w:webHidden/>
-              </w:rPr>
               <w:fldChar w:fldCharType="separate"/>
-            </w:r>
-            <w:r>
-              <w:rPr>
-                <w:noProof/>
-                <w:webHidden/>
-              </w:rPr>
               <w:t>5</w:t>
-            </w:r>
-            <w:r>
-              <w:rPr>
-                <w:noProof/>
-                <w:webHidden/>
-              </w:rPr>
               <w:fldChar w:fldCharType="end"/>
             </w:r>
           </w:hyperlink>
@@ -743,46 +493,10 @@
                 <w:webHidden/>
               </w:rPr>
               <w:tab/>
-            </w:r>
-            <w:r>
-              <w:rPr>
-                <w:noProof/>
-                <w:webHidden/>
-              </w:rPr>
               <w:fldChar w:fldCharType="begin"/>
-            </w:r>
-            <w:r>
-              <w:rPr>
-                <w:noProof/>
-                <w:webHidden/>
-              </w:rPr>
               <w:instrText xml:space="preserve"> PAGEREF _Toc241875830 \h </w:instrText>
-            </w:r>
-            <w:r>
-              <w:rPr>
-                <w:noProof/>
-                <w:webHidden/>
-              </w:rPr>
-            </w:r>
-            <w:r>
-              <w:rPr>
-                <w:noProof/>
-                <w:webHidden/>
-              </w:rPr>
               <w:fldChar w:fldCharType="separate"/>
-            </w:r>
-            <w:r>
-              <w:rPr>
-                <w:noProof/>
-                <w:webHidden/>
-              </w:rPr>
               <w:t>5</w:t>
-            </w:r>
-            <w:r>
-              <w:rPr>
-                <w:noProof/>
-                <w:webHidden/>
-              </w:rPr>
               <w:fldChar w:fldCharType="end"/>
             </w:r>
           </w:hyperlink>
@@ -814,46 +528,10 @@
                 <w:webHidden/>
               </w:rPr>
               <w:tab/>
-            </w:r>
-            <w:r>
-              <w:rPr>
-                <w:noProof/>
-                <w:webHidden/>
-              </w:rPr>
               <w:fldChar w:fldCharType="begin"/>
-            </w:r>
-            <w:r>
-              <w:rPr>
-                <w:noProof/>
-                <w:webHidden/>
-              </w:rPr>
               <w:instrText xml:space="preserve"> PAGEREF _Toc241875831 \h </w:instrText>
-            </w:r>
-            <w:r>
-              <w:rPr>
-                <w:noProof/>
-                <w:webHidden/>
-              </w:rPr>
-            </w:r>
-            <w:r>
-              <w:rPr>
-                <w:noProof/>
-                <w:webHidden/>
-              </w:rPr>
               <w:fldChar w:fldCharType="separate"/>
-            </w:r>
-            <w:r>
-              <w:rPr>
-                <w:noProof/>
-                <w:webHidden/>
-              </w:rPr>
               <w:t>6</w:t>
-            </w:r>
-            <w:r>
-              <w:rPr>
-                <w:noProof/>
-                <w:webHidden/>
-              </w:rPr>
               <w:fldChar w:fldCharType="end"/>
             </w:r>
           </w:hyperlink>
@@ -885,46 +563,10 @@
                 <w:webHidden/>
               </w:rPr>
               <w:tab/>
-            </w:r>
-            <w:r>
-              <w:rPr>
-                <w:noProof/>
-                <w:webHidden/>
-              </w:rPr>
               <w:fldChar w:fldCharType="begin"/>
-            </w:r>
-            <w:r>
-              <w:rPr>
-                <w:noProof/>
-                <w:webHidden/>
-              </w:rPr>
               <w:instrText xml:space="preserve"> PAGEREF _Toc241875832 \h </w:instrText>
-            </w:r>
-            <w:r>
-              <w:rPr>
-                <w:noProof/>
-                <w:webHidden/>
-              </w:rPr>
-            </w:r>
-            <w:r>
-              <w:rPr>
-                <w:noProof/>
-                <w:webHidden/>
-              </w:rPr>
               <w:fldChar w:fldCharType="separate"/>
-            </w:r>
-            <w:r>
-              <w:rPr>
-                <w:noProof/>
-                <w:webHidden/>
-              </w:rPr>
               <w:t>6</w:t>
-            </w:r>
-            <w:r>
-              <w:rPr>
-                <w:noProof/>
-                <w:webHidden/>
-              </w:rPr>
               <w:fldChar w:fldCharType="end"/>
             </w:r>
           </w:hyperlink>
@@ -956,46 +598,10 @@
                 <w:webHidden/>
               </w:rPr>
               <w:tab/>
-            </w:r>
-            <w:r>
-              <w:rPr>
-                <w:noProof/>
-                <w:webHidden/>
-              </w:rPr>
               <w:fldChar w:fldCharType="begin"/>
-            </w:r>
-            <w:r>
-              <w:rPr>
-                <w:noProof/>
-                <w:webHidden/>
-              </w:rPr>
               <w:instrText xml:space="preserve"> PAGEREF _Toc241875833 \h </w:instrText>
-            </w:r>
-            <w:r>
-              <w:rPr>
-                <w:noProof/>
-                <w:webHidden/>
-              </w:rPr>
-            </w:r>
-            <w:r>
-              <w:rPr>
-                <w:noProof/>
-                <w:webHidden/>
-              </w:rPr>
               <w:fldChar w:fldCharType="separate"/>
-            </w:r>
-            <w:r>
-              <w:rPr>
-                <w:noProof/>
-                <w:webHidden/>
-              </w:rPr>
               <w:t>6</w:t>
-            </w:r>
-            <w:r>
-              <w:rPr>
-                <w:noProof/>
-                <w:webHidden/>
-              </w:rPr>
               <w:fldChar w:fldCharType="end"/>
             </w:r>
           </w:hyperlink>
@@ -1027,46 +633,10 @@
                 <w:webHidden/>
               </w:rPr>
               <w:tab/>
-            </w:r>
-            <w:r>
-              <w:rPr>
-                <w:noProof/>
-                <w:webHidden/>
-              </w:rPr>
               <w:fldChar w:fldCharType="begin"/>
-            </w:r>
-            <w:r>
-              <w:rPr>
-                <w:noProof/>
-                <w:webHidden/>
-              </w:rPr>
               <w:instrText xml:space="preserve"> PAGEREF _Toc241875834 \h </w:instrText>
-            </w:r>
-            <w:r>
-              <w:rPr>
-                <w:noProof/>
-                <w:webHidden/>
-              </w:rPr>
-            </w:r>
-            <w:r>
-              <w:rPr>
-                <w:noProof/>
-                <w:webHidden/>
-              </w:rPr>
               <w:fldChar w:fldCharType="separate"/>
-            </w:r>
-            <w:r>
-              <w:rPr>
-                <w:noProof/>
-                <w:webHidden/>
-              </w:rPr>
               <w:t>7</w:t>
-            </w:r>
-            <w:r>
-              <w:rPr>
-                <w:noProof/>
-                <w:webHidden/>
-              </w:rPr>
               <w:fldChar w:fldCharType="end"/>
             </w:r>
           </w:hyperlink>
@@ -1098,46 +668,10 @@
                 <w:webHidden/>
               </w:rPr>
               <w:tab/>
-            </w:r>
-            <w:r>
-              <w:rPr>
-                <w:noProof/>
-                <w:webHidden/>
-              </w:rPr>
               <w:fldChar w:fldCharType="begin"/>
-            </w:r>
-            <w:r>
-              <w:rPr>
-                <w:noProof/>
-                <w:webHidden/>
-              </w:rPr>
               <w:instrText xml:space="preserve"> PAGEREF _Toc241875835 \h </w:instrText>
-            </w:r>
-            <w:r>
-              <w:rPr>
-                <w:noProof/>
-                <w:webHidden/>
-              </w:rPr>
-            </w:r>
-            <w:r>
-              <w:rPr>
-                <w:noProof/>
-                <w:webHidden/>
-              </w:rPr>
               <w:fldChar w:fldCharType="separate"/>
-            </w:r>
-            <w:r>
-              <w:rPr>
-                <w:noProof/>
-                <w:webHidden/>
-              </w:rPr>
               <w:t>7</w:t>
-            </w:r>
-            <w:r>
-              <w:rPr>
-                <w:noProof/>
-                <w:webHidden/>
-              </w:rPr>
               <w:fldChar w:fldCharType="end"/>
             </w:r>
           </w:hyperlink>
@@ -1169,46 +703,10 @@
                 <w:webHidden/>
               </w:rPr>
               <w:tab/>
-            </w:r>
-            <w:r>
-              <w:rPr>
-                <w:noProof/>
-                <w:webHidden/>
-              </w:rPr>
               <w:fldChar w:fldCharType="begin"/>
-            </w:r>
-            <w:r>
-              <w:rPr>
-                <w:noProof/>
-                <w:webHidden/>
-              </w:rPr>
               <w:instrText xml:space="preserve"> PAGEREF _Toc241875836 \h </w:instrText>
-            </w:r>
-            <w:r>
-              <w:rPr>
-                <w:noProof/>
-                <w:webHidden/>
-              </w:rPr>
-            </w:r>
-            <w:r>
-              <w:rPr>
-                <w:noProof/>
-                <w:webHidden/>
-              </w:rPr>
               <w:fldChar w:fldCharType="separate"/>
-            </w:r>
-            <w:r>
-              <w:rPr>
-                <w:noProof/>
-                <w:webHidden/>
-              </w:rPr>
               <w:t>8</w:t>
-            </w:r>
-            <w:r>
-              <w:rPr>
-                <w:noProof/>
-                <w:webHidden/>
-              </w:rPr>
               <w:fldChar w:fldCharType="end"/>
             </w:r>
           </w:hyperlink>
@@ -1240,46 +738,10 @@
                 <w:webHidden/>
               </w:rPr>
               <w:tab/>
-            </w:r>
-            <w:r>
-              <w:rPr>
-                <w:noProof/>
-                <w:webHidden/>
-              </w:rPr>
               <w:fldChar w:fldCharType="begin"/>
-            </w:r>
-            <w:r>
-              <w:rPr>
-                <w:noProof/>
-                <w:webHidden/>
-              </w:rPr>
               <w:instrText xml:space="preserve"> PAGEREF _Toc241875837 \h </w:instrText>
-            </w:r>
-            <w:r>
-              <w:rPr>
-                <w:noProof/>
-                <w:webHidden/>
-              </w:rPr>
-            </w:r>
-            <w:r>
-              <w:rPr>
-                <w:noProof/>
-                <w:webHidden/>
-              </w:rPr>
               <w:fldChar w:fldCharType="separate"/>
-            </w:r>
-            <w:r>
-              <w:rPr>
-                <w:noProof/>
-                <w:webHidden/>
-              </w:rPr>
               <w:t>9</w:t>
-            </w:r>
-            <w:r>
-              <w:rPr>
-                <w:noProof/>
-                <w:webHidden/>
-              </w:rPr>
               <w:fldChar w:fldCharType="end"/>
             </w:r>
           </w:hyperlink>
@@ -1311,46 +773,10 @@
                 <w:webHidden/>
               </w:rPr>
               <w:tab/>
-            </w:r>
-            <w:r>
-              <w:rPr>
-                <w:noProof/>
-                <w:webHidden/>
-              </w:rPr>
               <w:fldChar w:fldCharType="begin"/>
-            </w:r>
-            <w:r>
-              <w:rPr>
-                <w:noProof/>
-                <w:webHidden/>
-              </w:rPr>
               <w:instrText xml:space="preserve"> PAGEREF _Toc241875838 \h </w:instrText>
-            </w:r>
-            <w:r>
-              <w:rPr>
-                <w:noProof/>
-                <w:webHidden/>
-              </w:rPr>
-            </w:r>
-            <w:r>
-              <w:rPr>
-                <w:noProof/>
-                <w:webHidden/>
-              </w:rPr>
               <w:fldChar w:fldCharType="separate"/>
-            </w:r>
-            <w:r>
-              <w:rPr>
-                <w:noProof/>
-                <w:webHidden/>
-              </w:rPr>
               <w:t>11</w:t>
-            </w:r>
-            <w:r>
-              <w:rPr>
-                <w:noProof/>
-                <w:webHidden/>
-              </w:rPr>
               <w:fldChar w:fldCharType="end"/>
             </w:r>
           </w:hyperlink>
@@ -1382,46 +808,10 @@
                 <w:webHidden/>
               </w:rPr>
               <w:tab/>
-            </w:r>
-            <w:r>
-              <w:rPr>
-                <w:noProof/>
-                <w:webHidden/>
-              </w:rPr>
               <w:fldChar w:fldCharType="begin"/>
-            </w:r>
-            <w:r>
-              <w:rPr>
-                <w:noProof/>
-                <w:webHidden/>
-              </w:rPr>
               <w:instrText xml:space="preserve"> PAGEREF _Toc241875839 \h </w:instrText>
-            </w:r>
-            <w:r>
-              <w:rPr>
-                <w:noProof/>
-                <w:webHidden/>
-              </w:rPr>
-            </w:r>
-            <w:r>
-              <w:rPr>
-                <w:noProof/>
-                <w:webHidden/>
-              </w:rPr>
               <w:fldChar w:fldCharType="separate"/>
-            </w:r>
-            <w:r>
-              <w:rPr>
-                <w:noProof/>
-                <w:webHidden/>
-              </w:rPr>
               <w:t>11</w:t>
-            </w:r>
-            <w:r>
-              <w:rPr>
-                <w:noProof/>
-                <w:webHidden/>
-              </w:rPr>
               <w:fldChar w:fldCharType="end"/>
             </w:r>
           </w:hyperlink>
@@ -1453,46 +843,10 @@
                 <w:webHidden/>
               </w:rPr>
               <w:tab/>
-            </w:r>
-            <w:r>
-              <w:rPr>
-                <w:noProof/>
-                <w:webHidden/>
-              </w:rPr>
               <w:fldChar w:fldCharType="begin"/>
-            </w:r>
-            <w:r>
-              <w:rPr>
-                <w:noProof/>
-                <w:webHidden/>
-              </w:rPr>
               <w:instrText xml:space="preserve"> PAGEREF _Toc241875840 \h </w:instrText>
-            </w:r>
-            <w:r>
-              <w:rPr>
-                <w:noProof/>
-                <w:webHidden/>
-              </w:rPr>
-            </w:r>
-            <w:r>
-              <w:rPr>
-                <w:noProof/>
-                <w:webHidden/>
-              </w:rPr>
               <w:fldChar w:fldCharType="separate"/>
-            </w:r>
-            <w:r>
-              <w:rPr>
-                <w:noProof/>
-                <w:webHidden/>
-              </w:rPr>
               <w:t>12</w:t>
-            </w:r>
-            <w:r>
-              <w:rPr>
-                <w:noProof/>
-                <w:webHidden/>
-              </w:rPr>
               <w:fldChar w:fldCharType="end"/>
             </w:r>
           </w:hyperlink>
@@ -1524,46 +878,10 @@
                 <w:webHidden/>
               </w:rPr>
               <w:tab/>
-            </w:r>
-            <w:r>
-              <w:rPr>
-                <w:noProof/>
-                <w:webHidden/>
-              </w:rPr>
               <w:fldChar w:fldCharType="begin"/>
-            </w:r>
-            <w:r>
-              <w:rPr>
-                <w:noProof/>
-                <w:webHidden/>
-              </w:rPr>
               <w:instrText xml:space="preserve"> PAGEREF _Toc241875841 \h </w:instrText>
-            </w:r>
-            <w:r>
-              <w:rPr>
-                <w:noProof/>
-                <w:webHidden/>
-              </w:rPr>
-            </w:r>
-            <w:r>
-              <w:rPr>
-                <w:noProof/>
-                <w:webHidden/>
-              </w:rPr>
               <w:fldChar w:fldCharType="separate"/>
-            </w:r>
-            <w:r>
-              <w:rPr>
-                <w:noProof/>
-                <w:webHidden/>
-              </w:rPr>
               <w:t>13</w:t>
-            </w:r>
-            <w:r>
-              <w:rPr>
-                <w:noProof/>
-                <w:webHidden/>
-              </w:rPr>
               <w:fldChar w:fldCharType="end"/>
             </w:r>
           </w:hyperlink>
@@ -1595,46 +913,10 @@
                 <w:webHidden/>
               </w:rPr>
               <w:tab/>
-            </w:r>
-            <w:r>
-              <w:rPr>
-                <w:noProof/>
-                <w:webHidden/>
-              </w:rPr>
               <w:fldChar w:fldCharType="begin"/>
-            </w:r>
-            <w:r>
-              <w:rPr>
-                <w:noProof/>
-                <w:webHidden/>
-              </w:rPr>
               <w:instrText xml:space="preserve"> PAGEREF _Toc241875842 \h </w:instrText>
-            </w:r>
-            <w:r>
-              <w:rPr>
-                <w:noProof/>
-                <w:webHidden/>
-              </w:rPr>
-            </w:r>
-            <w:r>
-              <w:rPr>
-                <w:noProof/>
-                <w:webHidden/>
-              </w:rPr>
               <w:fldChar w:fldCharType="separate"/>
-            </w:r>
-            <w:r>
-              <w:rPr>
-                <w:noProof/>
-                <w:webHidden/>
-              </w:rPr>
               <w:t>13</w:t>
-            </w:r>
-            <w:r>
-              <w:rPr>
-                <w:noProof/>
-                <w:webHidden/>
-              </w:rPr>
               <w:fldChar w:fldCharType="end"/>
             </w:r>
           </w:hyperlink>
@@ -1666,46 +948,10 @@
                 <w:webHidden/>
               </w:rPr>
               <w:tab/>
-            </w:r>
-            <w:r>
-              <w:rPr>
-                <w:noProof/>
-                <w:webHidden/>
-              </w:rPr>
               <w:fldChar w:fldCharType="begin"/>
-            </w:r>
-            <w:r>
-              <w:rPr>
-                <w:noProof/>
-                <w:webHidden/>
-              </w:rPr>
               <w:instrText xml:space="preserve"> PAGEREF _Toc241875843 \h </w:instrText>
-            </w:r>
-            <w:r>
-              <w:rPr>
-                <w:noProof/>
-                <w:webHidden/>
-              </w:rPr>
-            </w:r>
-            <w:r>
-              <w:rPr>
-                <w:noProof/>
-                <w:webHidden/>
-              </w:rPr>
               <w:fldChar w:fldCharType="separate"/>
-            </w:r>
-            <w:r>
-              <w:rPr>
-                <w:noProof/>
-                <w:webHidden/>
-              </w:rPr>
               <w:t>14</w:t>
-            </w:r>
-            <w:r>
-              <w:rPr>
-                <w:noProof/>
-                <w:webHidden/>
-              </w:rPr>
               <w:fldChar w:fldCharType="end"/>
             </w:r>
           </w:hyperlink>
@@ -1737,46 +983,10 @@
                 <w:webHidden/>
               </w:rPr>
               <w:tab/>
-            </w:r>
-            <w:r>
-              <w:rPr>
-                <w:noProof/>
-                <w:webHidden/>
-              </w:rPr>
               <w:fldChar w:fldCharType="begin"/>
-            </w:r>
-            <w:r>
-              <w:rPr>
-                <w:noProof/>
-                <w:webHidden/>
-              </w:rPr>
               <w:instrText xml:space="preserve"> PAGEREF _Toc241875844 \h </w:instrText>
-            </w:r>
-            <w:r>
-              <w:rPr>
-                <w:noProof/>
-                <w:webHidden/>
-              </w:rPr>
-            </w:r>
-            <w:r>
-              <w:rPr>
-                <w:noProof/>
-                <w:webHidden/>
-              </w:rPr>
               <w:fldChar w:fldCharType="separate"/>
-            </w:r>
-            <w:r>
-              <w:rPr>
-                <w:noProof/>
-                <w:webHidden/>
-              </w:rPr>
               <w:t>14</w:t>
-            </w:r>
-            <w:r>
-              <w:rPr>
-                <w:noProof/>
-                <w:webHidden/>
-              </w:rPr>
               <w:fldChar w:fldCharType="end"/>
             </w:r>
           </w:hyperlink>
@@ -1808,46 +1018,10 @@
                 <w:webHidden/>
               </w:rPr>
               <w:tab/>
-            </w:r>
-            <w:r>
-              <w:rPr>
-                <w:noProof/>
-                <w:webHidden/>
-              </w:rPr>
               <w:fldChar w:fldCharType="begin"/>
-            </w:r>
-            <w:r>
-              <w:rPr>
-                <w:noProof/>
-                <w:webHidden/>
-              </w:rPr>
               <w:instrText xml:space="preserve"> PAGEREF _Toc241875845 \h </w:instrText>
-            </w:r>
-            <w:r>
-              <w:rPr>
-                <w:noProof/>
-                <w:webHidden/>
-              </w:rPr>
-            </w:r>
-            <w:r>
-              <w:rPr>
-                <w:noProof/>
-                <w:webHidden/>
-              </w:rPr>
               <w:fldChar w:fldCharType="separate"/>
-            </w:r>
-            <w:r>
-              <w:rPr>
-                <w:noProof/>
-                <w:webHidden/>
-              </w:rPr>
               <w:t>14</w:t>
-            </w:r>
-            <w:r>
-              <w:rPr>
-                <w:noProof/>
-                <w:webHidden/>
-              </w:rPr>
               <w:fldChar w:fldCharType="end"/>
             </w:r>
           </w:hyperlink>
@@ -10436,7 +9610,7 @@
           <w:sz w:val="20"/>
           <w:szCs w:val="20"/>
         </w:rPr>
-        <w:t>Sincronización en la nube, cuentas en línea o aplicación móvil.</w:t>
+        <w:t xml:space="preserve">Aplicación móvil o funcionamiento sin conexión a internet.</w:t>
       </w:r>
     </w:p>
     <w:p>

--- a/FASE 2/Evidencias Proyecto/Documentacion/Spring backlogs/Sprint Backlog 04 Control por voz e interfaz.docx
+++ b/FASE 2/Evidencias Proyecto/Documentacion/Spring backlogs/Sprint Backlog 04 Control por voz e interfaz.docx
@@ -9116,7 +9116,7 @@
           <w:sz w:val="20"/>
           <w:szCs w:val="20"/>
         </w:rPr>
-        <w:t>La Definition of Done es común a todos los Sprints de ErgoSense. Un elemento del Sprint Backlog será considerado terminado cuando:</w:t>
+        <w:t xml:space="preserve">La Definition of Done es común a todos los Sprints de ErgoSense y se detalla, junto con sus evidencias, en el documento Definition of Done del proyecto. Un elemento del Sprint Backlog será considerado terminado cuando:</w:t>
       </w:r>
     </w:p>
     <w:p>

--- a/FASE 2/Evidencias Proyecto/Documentacion/Spring backlogs/Sprint Backlog 04 Control por voz e interfaz.docx
+++ b/FASE 2/Evidencias Proyecto/Documentacion/Spring backlogs/Sprint Backlog 04 Control por voz e interfaz.docx
@@ -2753,140 +2753,6 @@
     </w:p>
     <w:p>
       <w:pPr>
-        <w:pStyle w:val="Ttulo2"/>
-        <w:jc w:val="both"/>
-        <w:rPr>
-          <w:rFonts w:ascii="Calibri" w:hAnsi="Calibri" w:cs="Calibri"/>
-        </w:rPr>
-      </w:pPr>
-      <w:bookmarkStart w:id="6" w:name="_Toc241875830"/>
-      <w:r>
-        <w:rPr>
-          <w:rFonts w:ascii="Calibri" w:hAnsi="Calibri" w:cs="Calibri"/>
-        </w:rPr>
-        <w:t>PB-15 – Ejecutar acciones mediante comandos de voz</w:t>
-      </w:r>
-      <w:bookmarkEnd w:id="6"/>
-    </w:p>
-    <w:p>
-      <w:pPr>
-        <w:keepNext/>
-        <w:jc w:val="both"/>
-        <w:rPr>
-          <w:rFonts w:ascii="Calibri" w:hAnsi="Calibri" w:cs="Calibri"/>
-          <w:sz w:val="20"/>
-          <w:szCs w:val="20"/>
-        </w:rPr>
-      </w:pPr>
-      <w:r>
-        <w:rPr>
-          <w:rFonts w:ascii="Calibri" w:hAnsi="Calibri" w:cs="Calibri"/>
-          <w:b/>
-          <w:bCs/>
-          <w:sz w:val="20"/>
-          <w:szCs w:val="20"/>
-        </w:rPr>
-        <w:t>Descripción</w:t>
-      </w:r>
-    </w:p>
-    <w:p>
-      <w:pPr>
-        <w:jc w:val="both"/>
-        <w:rPr>
-          <w:rFonts w:ascii="Calibri" w:hAnsi="Calibri" w:cs="Calibri"/>
-          <w:sz w:val="20"/>
-          <w:szCs w:val="20"/>
-        </w:rPr>
-      </w:pPr>
-      <w:r>
-        <w:rPr>
-          <w:rFonts w:ascii="Calibri" w:hAnsi="Calibri" w:cs="Calibri"/>
-          <w:sz w:val="20"/>
-          <w:szCs w:val="20"/>
-        </w:rPr>
-        <w:t>El sistema deberá asociar cada comando reconocido con una acción específica del computador.</w:t>
-      </w:r>
-    </w:p>
-    <w:p>
-      <w:pPr>
-        <w:jc w:val="both"/>
-        <w:rPr>
-          <w:rFonts w:ascii="Calibri" w:hAnsi="Calibri" w:cs="Calibri"/>
-          <w:sz w:val="20"/>
-          <w:szCs w:val="20"/>
-        </w:rPr>
-      </w:pPr>
-      <w:r>
-        <w:rPr>
-          <w:rFonts w:ascii="Calibri" w:hAnsi="Calibri" w:cs="Calibri"/>
-          <w:sz w:val="20"/>
-          <w:szCs w:val="20"/>
-        </w:rPr>
-        <w:t>Las acciones asociadas a los comandos base estarán definidas por el sistema y no podrán ser modificadas por el usuario.</w:t>
-      </w:r>
-    </w:p>
-    <w:p>
-      <w:pPr>
-        <w:keepNext/>
-        <w:jc w:val="both"/>
-        <w:rPr>
-          <w:rFonts w:ascii="Calibri" w:hAnsi="Calibri" w:cs="Calibri"/>
-          <w:sz w:val="20"/>
-          <w:szCs w:val="20"/>
-        </w:rPr>
-      </w:pPr>
-      <w:r>
-        <w:rPr>
-          <w:rFonts w:ascii="Calibri" w:hAnsi="Calibri" w:cs="Calibri"/>
-          <w:b/>
-          <w:bCs/>
-          <w:sz w:val="20"/>
-          <w:szCs w:val="20"/>
-        </w:rPr>
-        <w:t>Resultado esperado</w:t>
-      </w:r>
-    </w:p>
-    <w:p>
-      <w:pPr>
-        <w:jc w:val="both"/>
-        <w:rPr>
-          <w:rFonts w:ascii="Calibri" w:hAnsi="Calibri" w:cs="Calibri"/>
-          <w:sz w:val="20"/>
-          <w:szCs w:val="20"/>
-        </w:rPr>
-      </w:pPr>
-      <w:r>
-        <w:rPr>
-          <w:rFonts w:ascii="Calibri" w:hAnsi="Calibri" w:cs="Calibri"/>
-          <w:sz w:val="20"/>
-          <w:szCs w:val="20"/>
-        </w:rPr>
-        <w:t>Cada comando reconocido ejecutará la acción del computador que el sistema tiene asociada.</w:t>
-      </w:r>
-    </w:p>
-    <w:p>
-      <w:pPr>
-        <w:keepNext/>
-        <w:jc w:val="both"/>
-        <w:rPr>
-          <w:rFonts w:ascii="Calibri" w:hAnsi="Calibri" w:cs="Calibri"/>
-          <w:sz w:val="20"/>
-          <w:szCs w:val="20"/>
-        </w:rPr>
-      </w:pPr>
-      <w:r>
-        <w:rPr>
-          <w:rFonts w:ascii="Calibri" w:hAnsi="Calibri" w:cs="Calibri"/>
-          <w:b/>
-          <w:bCs/>
-          <w:sz w:val="20"/>
-          <w:szCs w:val="20"/>
-        </w:rPr>
-        <w:t>Criterios de aceptación</w:t>
-      </w:r>
-    </w:p>
-    <w:p>
-      <w:pPr>
         <w:numPr>
           <w:ilvl w:val="0"/>
           <w:numId w:val="1"/>
@@ -2904,7 +2770,141 @@
           <w:sz w:val="20"/>
           <w:szCs w:val="20"/>
         </w:rPr>
-        <w:t>Al reconocer un comando válido, se ejecuta la acción asociada.</w:t>
+        <w:t xml:space="preserve">Si no hay un micrófono disponible, el sistema lo informa al usuario y las demás funcionalidades siguen disponibles.</w:t>
+      </w:r>
+    </w:p>
+    <w:p>
+      <w:pPr>
+        <w:pStyle w:val="Ttulo2"/>
+        <w:jc w:val="both"/>
+        <w:rPr>
+          <w:rFonts w:ascii="Calibri" w:hAnsi="Calibri" w:cs="Calibri"/>
+        </w:rPr>
+      </w:pPr>
+      <w:bookmarkStart w:id="6" w:name="_Toc241875830"/>
+      <w:r>
+        <w:rPr>
+          <w:rFonts w:ascii="Calibri" w:hAnsi="Calibri" w:cs="Calibri"/>
+        </w:rPr>
+        <w:t>PB-15 – Ejecutar acciones mediante comandos de voz</w:t>
+      </w:r>
+      <w:bookmarkEnd w:id="6"/>
+    </w:p>
+    <w:p>
+      <w:pPr>
+        <w:keepNext/>
+        <w:jc w:val="both"/>
+        <w:rPr>
+          <w:rFonts w:ascii="Calibri" w:hAnsi="Calibri" w:cs="Calibri"/>
+          <w:sz w:val="20"/>
+          <w:szCs w:val="20"/>
+        </w:rPr>
+      </w:pPr>
+      <w:r>
+        <w:rPr>
+          <w:rFonts w:ascii="Calibri" w:hAnsi="Calibri" w:cs="Calibri"/>
+          <w:b/>
+          <w:bCs/>
+          <w:sz w:val="20"/>
+          <w:szCs w:val="20"/>
+        </w:rPr>
+        <w:t>Descripción</w:t>
+      </w:r>
+    </w:p>
+    <w:p>
+      <w:pPr>
+        <w:jc w:val="both"/>
+        <w:rPr>
+          <w:rFonts w:ascii="Calibri" w:hAnsi="Calibri" w:cs="Calibri"/>
+          <w:sz w:val="20"/>
+          <w:szCs w:val="20"/>
+        </w:rPr>
+      </w:pPr>
+      <w:r>
+        <w:rPr>
+          <w:rFonts w:ascii="Calibri" w:hAnsi="Calibri" w:cs="Calibri"/>
+          <w:sz w:val="20"/>
+          <w:szCs w:val="20"/>
+        </w:rPr>
+        <w:t>El sistema deberá asociar cada comando reconocido con una acción específica del computador.</w:t>
+      </w:r>
+    </w:p>
+    <w:p>
+      <w:pPr>
+        <w:jc w:val="both"/>
+        <w:rPr>
+          <w:rFonts w:ascii="Calibri" w:hAnsi="Calibri" w:cs="Calibri"/>
+          <w:sz w:val="20"/>
+          <w:szCs w:val="20"/>
+        </w:rPr>
+      </w:pPr>
+      <w:r>
+        <w:rPr>
+          <w:rFonts w:ascii="Calibri" w:hAnsi="Calibri" w:cs="Calibri"/>
+          <w:sz w:val="20"/>
+          <w:szCs w:val="20"/>
+        </w:rPr>
+        <w:t>Las acciones asociadas a los comandos base estarán definidas por el sistema y no podrán ser modificadas por el usuario.</w:t>
+      </w:r>
+    </w:p>
+    <w:p>
+      <w:pPr>
+        <w:keepNext/>
+        <w:jc w:val="both"/>
+        <w:rPr>
+          <w:rFonts w:ascii="Calibri" w:hAnsi="Calibri" w:cs="Calibri"/>
+          <w:sz w:val="20"/>
+          <w:szCs w:val="20"/>
+        </w:rPr>
+      </w:pPr>
+      <w:r>
+        <w:rPr>
+          <w:rFonts w:ascii="Calibri" w:hAnsi="Calibri" w:cs="Calibri"/>
+          <w:b/>
+          <w:bCs/>
+          <w:sz w:val="20"/>
+          <w:szCs w:val="20"/>
+        </w:rPr>
+        <w:t>Resultado esperado</w:t>
+      </w:r>
+    </w:p>
+    <w:p>
+      <w:pPr>
+        <w:jc w:val="both"/>
+        <w:rPr>
+          <w:rFonts w:ascii="Calibri" w:hAnsi="Calibri" w:cs="Calibri"/>
+          <w:sz w:val="20"/>
+          <w:szCs w:val="20"/>
+        </w:rPr>
+      </w:pPr>
+      <w:r>
+        <w:rPr>
+          <w:rFonts w:ascii="Calibri" w:hAnsi="Calibri" w:cs="Calibri"/>
+          <w:sz w:val="20"/>
+          <w:szCs w:val="20"/>
+        </w:rPr>
+        <w:t>Cada comando reconocido ejecutará la acción del computador que el sistema tiene asociada.</w:t>
+      </w:r>
+    </w:p>
+    <w:p>
+      <w:pPr>
+        <w:keepNext/>
+        <w:jc w:val="both"/>
+        <w:rPr>
+          <w:rFonts w:ascii="Calibri" w:hAnsi="Calibri" w:cs="Calibri"/>
+          <w:sz w:val="20"/>
+          <w:szCs w:val="20"/>
+        </w:rPr>
+      </w:pPr>
+      <w:r>
+        <w:rPr>
+          <w:rFonts w:ascii="Calibri" w:hAnsi="Calibri" w:cs="Calibri"/>
+          <w:b/>
+          <w:bCs/>
+          <w:sz w:val="20"/>
+          <w:szCs w:val="20"/>
+        </w:rPr>
+        <w:t>Criterios de aceptación</w:t>
       </w:r>
     </w:p>
     <w:p>
@@ -2926,7 +2926,7 @@
           <w:sz w:val="20"/>
           <w:szCs w:val="20"/>
         </w:rPr>
-        <w:t>Cada comando definido tiene una única acción asociada.</w:t>
+        <w:t>Al reconocer un comando válido, se ejecuta la acción asociada.</w:t>
       </w:r>
     </w:p>
     <w:p>
@@ -2948,7 +2948,7 @@
           <w:sz w:val="20"/>
           <w:szCs w:val="20"/>
         </w:rPr>
-        <w:t>La acción se ejecuta una sola vez por cada comando reconocido.</w:t>
+        <w:t>Cada comando definido tiene una única acción asociada.</w:t>
       </w:r>
     </w:p>
     <w:p>
@@ -2970,123 +2970,7 @@
           <w:sz w:val="20"/>
           <w:szCs w:val="20"/>
         </w:rPr>
-        <w:t>El usuario no puede modificar las acciones asociadas a los comandos base.</w:t>
-      </w:r>
-    </w:p>
-    <w:p>
-      <w:pPr>
-        <w:pStyle w:val="Ttulo2"/>
-        <w:jc w:val="both"/>
-        <w:rPr>
-          <w:rFonts w:ascii="Calibri" w:hAnsi="Calibri" w:cs="Calibri"/>
-        </w:rPr>
-      </w:pPr>
-      <w:bookmarkStart w:id="7" w:name="_Toc241875831"/>
-      <w:r>
-        <w:rPr>
-          <w:rFonts w:ascii="Calibri" w:hAnsi="Calibri" w:cs="Calibri"/>
-        </w:rPr>
-        <w:t>PB-16 – Validar comandos reconocidos</w:t>
-      </w:r>
-      <w:bookmarkEnd w:id="7"/>
-    </w:p>
-    <w:p>
-      <w:pPr>
-        <w:keepNext/>
-        <w:jc w:val="both"/>
-        <w:rPr>
-          <w:rFonts w:ascii="Calibri" w:hAnsi="Calibri" w:cs="Calibri"/>
-          <w:sz w:val="20"/>
-          <w:szCs w:val="20"/>
-        </w:rPr>
-      </w:pPr>
-      <w:r>
-        <w:rPr>
-          <w:rFonts w:ascii="Calibri" w:hAnsi="Calibri" w:cs="Calibri"/>
-          <w:b/>
-          <w:bCs/>
-          <w:sz w:val="20"/>
-          <w:szCs w:val="20"/>
-        </w:rPr>
-        <w:t>Descripción</w:t>
-      </w:r>
-    </w:p>
-    <w:p>
-      <w:pPr>
-        <w:jc w:val="both"/>
-        <w:rPr>
-          <w:rFonts w:ascii="Calibri" w:hAnsi="Calibri" w:cs="Calibri"/>
-          <w:sz w:val="20"/>
-          <w:szCs w:val="20"/>
-        </w:rPr>
-      </w:pPr>
-      <w:r>
-        <w:rPr>
-          <w:rFonts w:ascii="Calibri" w:hAnsi="Calibri" w:cs="Calibri"/>
-          <w:sz w:val="20"/>
-          <w:szCs w:val="20"/>
-        </w:rPr>
-        <w:t>El sistema deberá evitar que sonidos o expresiones que no correspondan a los comandos definidos ejecuten acciones accidentalmente.</w:t>
-      </w:r>
-    </w:p>
-    <w:p>
-      <w:pPr>
-        <w:keepNext/>
-        <w:jc w:val="both"/>
-        <w:rPr>
-          <w:rFonts w:ascii="Calibri" w:hAnsi="Calibri" w:cs="Calibri"/>
-          <w:sz w:val="20"/>
-          <w:szCs w:val="20"/>
-        </w:rPr>
-      </w:pPr>
-      <w:r>
-        <w:rPr>
-          <w:rFonts w:ascii="Calibri" w:hAnsi="Calibri" w:cs="Calibri"/>
-          <w:b/>
-          <w:bCs/>
-          <w:sz w:val="20"/>
-          <w:szCs w:val="20"/>
-        </w:rPr>
-        <w:t>Resultado esperado</w:t>
-      </w:r>
-    </w:p>
-    <w:p>
-      <w:pPr>
-        <w:jc w:val="both"/>
-        <w:rPr>
-          <w:rFonts w:ascii="Calibri" w:hAnsi="Calibri" w:cs="Calibri"/>
-          <w:sz w:val="20"/>
-          <w:szCs w:val="20"/>
-        </w:rPr>
-      </w:pPr>
-      <w:r>
-        <w:rPr>
-          <w:rFonts w:ascii="Calibri" w:hAnsi="Calibri" w:cs="Calibri"/>
-          <w:sz w:val="20"/>
-          <w:szCs w:val="20"/>
-        </w:rPr>
-        <w:t>Solo los comandos definidos podrán ejecutar acciones; las conversaciones, los ruidos y las expresiones distintas serán descartados.</w:t>
-      </w:r>
-    </w:p>
-    <w:p>
-      <w:pPr>
-        <w:keepNext/>
-        <w:jc w:val="both"/>
-        <w:rPr>
-          <w:rFonts w:ascii="Calibri" w:hAnsi="Calibri" w:cs="Calibri"/>
-          <w:sz w:val="20"/>
-          <w:szCs w:val="20"/>
-        </w:rPr>
-      </w:pPr>
-      <w:r>
-        <w:rPr>
-          <w:rFonts w:ascii="Calibri" w:hAnsi="Calibri" w:cs="Calibri"/>
-          <w:b/>
-          <w:bCs/>
-          <w:sz w:val="20"/>
-          <w:szCs w:val="20"/>
-        </w:rPr>
-        <w:t>Criterios de aceptación</w:t>
+        <w:t>La acción se ejecuta una sola vez por cada comando reconocido.</w:t>
       </w:r>
     </w:p>
     <w:p>
@@ -3108,7 +2992,123 @@
           <w:sz w:val="20"/>
           <w:szCs w:val="20"/>
         </w:rPr>
-        <w:t>Los comandos no reconocidos no ejecutan acciones del computador.</w:t>
+        <w:t>El usuario no puede modificar las acciones asociadas a los comandos base.</w:t>
+      </w:r>
+    </w:p>
+    <w:p>
+      <w:pPr>
+        <w:pStyle w:val="Ttulo2"/>
+        <w:jc w:val="both"/>
+        <w:rPr>
+          <w:rFonts w:ascii="Calibri" w:hAnsi="Calibri" w:cs="Calibri"/>
+        </w:rPr>
+      </w:pPr>
+      <w:bookmarkStart w:id="7" w:name="_Toc241875831"/>
+      <w:r>
+        <w:rPr>
+          <w:rFonts w:ascii="Calibri" w:hAnsi="Calibri" w:cs="Calibri"/>
+        </w:rPr>
+        <w:t>PB-16 – Validar comandos reconocidos</w:t>
+      </w:r>
+      <w:bookmarkEnd w:id="7"/>
+    </w:p>
+    <w:p>
+      <w:pPr>
+        <w:keepNext/>
+        <w:jc w:val="both"/>
+        <w:rPr>
+          <w:rFonts w:ascii="Calibri" w:hAnsi="Calibri" w:cs="Calibri"/>
+          <w:sz w:val="20"/>
+          <w:szCs w:val="20"/>
+        </w:rPr>
+      </w:pPr>
+      <w:r>
+        <w:rPr>
+          <w:rFonts w:ascii="Calibri" w:hAnsi="Calibri" w:cs="Calibri"/>
+          <w:b/>
+          <w:bCs/>
+          <w:sz w:val="20"/>
+          <w:szCs w:val="20"/>
+        </w:rPr>
+        <w:t>Descripción</w:t>
+      </w:r>
+    </w:p>
+    <w:p>
+      <w:pPr>
+        <w:jc w:val="both"/>
+        <w:rPr>
+          <w:rFonts w:ascii="Calibri" w:hAnsi="Calibri" w:cs="Calibri"/>
+          <w:sz w:val="20"/>
+          <w:szCs w:val="20"/>
+        </w:rPr>
+      </w:pPr>
+      <w:r>
+        <w:rPr>
+          <w:rFonts w:ascii="Calibri" w:hAnsi="Calibri" w:cs="Calibri"/>
+          <w:sz w:val="20"/>
+          <w:szCs w:val="20"/>
+        </w:rPr>
+        <w:t>El sistema deberá evitar que sonidos o expresiones que no correspondan a los comandos definidos ejecuten acciones accidentalmente.</w:t>
+      </w:r>
+    </w:p>
+    <w:p>
+      <w:pPr>
+        <w:keepNext/>
+        <w:jc w:val="both"/>
+        <w:rPr>
+          <w:rFonts w:ascii="Calibri" w:hAnsi="Calibri" w:cs="Calibri"/>
+          <w:sz w:val="20"/>
+          <w:szCs w:val="20"/>
+        </w:rPr>
+      </w:pPr>
+      <w:r>
+        <w:rPr>
+          <w:rFonts w:ascii="Calibri" w:hAnsi="Calibri" w:cs="Calibri"/>
+          <w:b/>
+          <w:bCs/>
+          <w:sz w:val="20"/>
+          <w:szCs w:val="20"/>
+        </w:rPr>
+        <w:t>Resultado esperado</w:t>
+      </w:r>
+    </w:p>
+    <w:p>
+      <w:pPr>
+        <w:jc w:val="both"/>
+        <w:rPr>
+          <w:rFonts w:ascii="Calibri" w:hAnsi="Calibri" w:cs="Calibri"/>
+          <w:sz w:val="20"/>
+          <w:szCs w:val="20"/>
+        </w:rPr>
+      </w:pPr>
+      <w:r>
+        <w:rPr>
+          <w:rFonts w:ascii="Calibri" w:hAnsi="Calibri" w:cs="Calibri"/>
+          <w:sz w:val="20"/>
+          <w:szCs w:val="20"/>
+        </w:rPr>
+        <w:t>Solo los comandos definidos podrán ejecutar acciones; las conversaciones, los ruidos y las expresiones distintas serán descartados.</w:t>
+      </w:r>
+    </w:p>
+    <w:p>
+      <w:pPr>
+        <w:keepNext/>
+        <w:jc w:val="both"/>
+        <w:rPr>
+          <w:rFonts w:ascii="Calibri" w:hAnsi="Calibri" w:cs="Calibri"/>
+          <w:sz w:val="20"/>
+          <w:szCs w:val="20"/>
+        </w:rPr>
+      </w:pPr>
+      <w:r>
+        <w:rPr>
+          <w:rFonts w:ascii="Calibri" w:hAnsi="Calibri" w:cs="Calibri"/>
+          <w:b/>
+          <w:bCs/>
+          <w:sz w:val="20"/>
+          <w:szCs w:val="20"/>
+        </w:rPr>
+        <w:t>Criterios de aceptación</w:t>
       </w:r>
     </w:p>
     <w:p>
@@ -3130,7 +3130,7 @@
           <w:sz w:val="20"/>
           <w:szCs w:val="20"/>
         </w:rPr>
-        <w:t>Las expresiones similares a un comando, pero distintas de él, no ejecutan acciones.</w:t>
+        <w:t>Los comandos no reconocidos no ejecutan acciones del computador.</w:t>
       </w:r>
     </w:p>
     <w:p>
@@ -3152,7 +3152,7 @@
           <w:sz w:val="20"/>
           <w:szCs w:val="20"/>
         </w:rPr>
-        <w:t>Los sonidos de fondo no generan ejecuciones accidentales.</w:t>
+        <w:t>Las expresiones similares a un comando, pero distintas de él, no ejecutan acciones.</w:t>
       </w:r>
     </w:p>
     <w:p>
@@ -3174,123 +3174,7 @@
           <w:sz w:val="20"/>
           <w:szCs w:val="20"/>
         </w:rPr>
-        <w:t>El comportamiento se valida mediante pruebas prácticas.</w:t>
-      </w:r>
-    </w:p>
-    <w:p>
-      <w:pPr>
-        <w:pStyle w:val="Ttulo2"/>
-        <w:jc w:val="both"/>
-        <w:rPr>
-          <w:rFonts w:ascii="Calibri" w:hAnsi="Calibri" w:cs="Calibri"/>
-        </w:rPr>
-      </w:pPr>
-      <w:bookmarkStart w:id="8" w:name="_Toc241875832"/>
-      <w:r>
-        <w:rPr>
-          <w:rFonts w:ascii="Calibri" w:hAnsi="Calibri" w:cs="Calibri"/>
-        </w:rPr>
-        <w:t>PB-17 – Visualizar estado del sistema</w:t>
-      </w:r>
-      <w:bookmarkEnd w:id="8"/>
-    </w:p>
-    <w:p>
-      <w:pPr>
-        <w:keepNext/>
-        <w:jc w:val="both"/>
-        <w:rPr>
-          <w:rFonts w:ascii="Calibri" w:hAnsi="Calibri" w:cs="Calibri"/>
-          <w:sz w:val="20"/>
-          <w:szCs w:val="20"/>
-        </w:rPr>
-      </w:pPr>
-      <w:r>
-        <w:rPr>
-          <w:rFonts w:ascii="Calibri" w:hAnsi="Calibri" w:cs="Calibri"/>
-          <w:b/>
-          <w:bCs/>
-          <w:sz w:val="20"/>
-          <w:szCs w:val="20"/>
-        </w:rPr>
-        <w:t>Descripción</w:t>
-      </w:r>
-    </w:p>
-    <w:p>
-      <w:pPr>
-        <w:jc w:val="both"/>
-        <w:rPr>
-          <w:rFonts w:ascii="Calibri" w:hAnsi="Calibri" w:cs="Calibri"/>
-          <w:sz w:val="20"/>
-          <w:szCs w:val="20"/>
-        </w:rPr>
-      </w:pPr>
-      <w:r>
-        <w:rPr>
-          <w:rFonts w:ascii="Calibri" w:hAnsi="Calibri" w:cs="Calibri"/>
-          <w:sz w:val="20"/>
-          <w:szCs w:val="20"/>
-        </w:rPr>
-        <w:t>La aplicación deberá mostrar el estado de las principales funcionalidades de ErgoSense.</w:t>
-      </w:r>
-    </w:p>
-    <w:p>
-      <w:pPr>
-        <w:keepNext/>
-        <w:jc w:val="both"/>
-        <w:rPr>
-          <w:rFonts w:ascii="Calibri" w:hAnsi="Calibri" w:cs="Calibri"/>
-          <w:sz w:val="20"/>
-          <w:szCs w:val="20"/>
-        </w:rPr>
-      </w:pPr>
-      <w:r>
-        <w:rPr>
-          <w:rFonts w:ascii="Calibri" w:hAnsi="Calibri" w:cs="Calibri"/>
-          <w:b/>
-          <w:bCs/>
-          <w:sz w:val="20"/>
-          <w:szCs w:val="20"/>
-        </w:rPr>
-        <w:t>Resultado esperado</w:t>
-      </w:r>
-    </w:p>
-    <w:p>
-      <w:pPr>
-        <w:jc w:val="both"/>
-        <w:rPr>
-          <w:rFonts w:ascii="Calibri" w:hAnsi="Calibri" w:cs="Calibri"/>
-          <w:sz w:val="20"/>
-          <w:szCs w:val="20"/>
-        </w:rPr>
-      </w:pPr>
-      <w:r>
-        <w:rPr>
-          <w:rFonts w:ascii="Calibri" w:hAnsi="Calibri" w:cs="Calibri"/>
-          <w:sz w:val="20"/>
-          <w:szCs w:val="20"/>
-        </w:rPr>
-        <w:t>La interfaz mostrará si el monitoreo, el control mediante gestos y el control por voz se encuentran activos o inactivos.</w:t>
-      </w:r>
-    </w:p>
-    <w:p>
-      <w:pPr>
-        <w:keepNext/>
-        <w:jc w:val="both"/>
-        <w:rPr>
-          <w:rFonts w:ascii="Calibri" w:hAnsi="Calibri" w:cs="Calibri"/>
-          <w:sz w:val="20"/>
-          <w:szCs w:val="20"/>
-        </w:rPr>
-      </w:pPr>
-      <w:r>
-        <w:rPr>
-          <w:rFonts w:ascii="Calibri" w:hAnsi="Calibri" w:cs="Calibri"/>
-          <w:b/>
-          <w:bCs/>
-          <w:sz w:val="20"/>
-          <w:szCs w:val="20"/>
-        </w:rPr>
-        <w:t>Criterios de aceptación</w:t>
+        <w:t>Los sonidos de fondo no generan ejecuciones accidentales.</w:t>
       </w:r>
     </w:p>
     <w:p>
@@ -3312,7 +3196,123 @@
           <w:sz w:val="20"/>
           <w:szCs w:val="20"/>
         </w:rPr>
-        <w:t>El usuario puede identificar desde la interfaz qué funcionalidades se encuentran activas o inactivas.</w:t>
+        <w:t>El comportamiento se valida mediante pruebas prácticas.</w:t>
+      </w:r>
+    </w:p>
+    <w:p>
+      <w:pPr>
+        <w:pStyle w:val="Ttulo2"/>
+        <w:jc w:val="both"/>
+        <w:rPr>
+          <w:rFonts w:ascii="Calibri" w:hAnsi="Calibri" w:cs="Calibri"/>
+        </w:rPr>
+      </w:pPr>
+      <w:bookmarkStart w:id="8" w:name="_Toc241875832"/>
+      <w:r>
+        <w:rPr>
+          <w:rFonts w:ascii="Calibri" w:hAnsi="Calibri" w:cs="Calibri"/>
+        </w:rPr>
+        <w:t>PB-17 – Visualizar estado del sistema</w:t>
+      </w:r>
+      <w:bookmarkEnd w:id="8"/>
+    </w:p>
+    <w:p>
+      <w:pPr>
+        <w:keepNext/>
+        <w:jc w:val="both"/>
+        <w:rPr>
+          <w:rFonts w:ascii="Calibri" w:hAnsi="Calibri" w:cs="Calibri"/>
+          <w:sz w:val="20"/>
+          <w:szCs w:val="20"/>
+        </w:rPr>
+      </w:pPr>
+      <w:r>
+        <w:rPr>
+          <w:rFonts w:ascii="Calibri" w:hAnsi="Calibri" w:cs="Calibri"/>
+          <w:b/>
+          <w:bCs/>
+          <w:sz w:val="20"/>
+          <w:szCs w:val="20"/>
+        </w:rPr>
+        <w:t>Descripción</w:t>
+      </w:r>
+    </w:p>
+    <w:p>
+      <w:pPr>
+        <w:jc w:val="both"/>
+        <w:rPr>
+          <w:rFonts w:ascii="Calibri" w:hAnsi="Calibri" w:cs="Calibri"/>
+          <w:sz w:val="20"/>
+          <w:szCs w:val="20"/>
+        </w:rPr>
+      </w:pPr>
+      <w:r>
+        <w:rPr>
+          <w:rFonts w:ascii="Calibri" w:hAnsi="Calibri" w:cs="Calibri"/>
+          <w:sz w:val="20"/>
+          <w:szCs w:val="20"/>
+        </w:rPr>
+        <w:t>La aplicación deberá mostrar el estado de las principales funcionalidades de ErgoSense.</w:t>
+      </w:r>
+    </w:p>
+    <w:p>
+      <w:pPr>
+        <w:keepNext/>
+        <w:jc w:val="both"/>
+        <w:rPr>
+          <w:rFonts w:ascii="Calibri" w:hAnsi="Calibri" w:cs="Calibri"/>
+          <w:sz w:val="20"/>
+          <w:szCs w:val="20"/>
+        </w:rPr>
+      </w:pPr>
+      <w:r>
+        <w:rPr>
+          <w:rFonts w:ascii="Calibri" w:hAnsi="Calibri" w:cs="Calibri"/>
+          <w:b/>
+          <w:bCs/>
+          <w:sz w:val="20"/>
+          <w:szCs w:val="20"/>
+        </w:rPr>
+        <w:t>Resultado esperado</w:t>
+      </w:r>
+    </w:p>
+    <w:p>
+      <w:pPr>
+        <w:jc w:val="both"/>
+        <w:rPr>
+          <w:rFonts w:ascii="Calibri" w:hAnsi="Calibri" w:cs="Calibri"/>
+          <w:sz w:val="20"/>
+          <w:szCs w:val="20"/>
+        </w:rPr>
+      </w:pPr>
+      <w:r>
+        <w:rPr>
+          <w:rFonts w:ascii="Calibri" w:hAnsi="Calibri" w:cs="Calibri"/>
+          <w:sz w:val="20"/>
+          <w:szCs w:val="20"/>
+        </w:rPr>
+        <w:t>La interfaz mostrará si el monitoreo, el control mediante gestos y el control por voz se encuentran activos o inactivos.</w:t>
+      </w:r>
+    </w:p>
+    <w:p>
+      <w:pPr>
+        <w:keepNext/>
+        <w:jc w:val="both"/>
+        <w:rPr>
+          <w:rFonts w:ascii="Calibri" w:hAnsi="Calibri" w:cs="Calibri"/>
+          <w:sz w:val="20"/>
+          <w:szCs w:val="20"/>
+        </w:rPr>
+      </w:pPr>
+      <w:r>
+        <w:rPr>
+          <w:rFonts w:ascii="Calibri" w:hAnsi="Calibri" w:cs="Calibri"/>
+          <w:b/>
+          <w:bCs/>
+          <w:sz w:val="20"/>
+          <w:szCs w:val="20"/>
+        </w:rPr>
+        <w:t>Criterios de aceptación</w:t>
       </w:r>
     </w:p>
     <w:p>
@@ -3334,7 +3334,7 @@
           <w:sz w:val="20"/>
           <w:szCs w:val="20"/>
         </w:rPr>
-        <w:t>El estado mostrado corresponde al estado real de cada funcionalidad.</w:t>
+        <w:t>El usuario puede identificar desde la interfaz qué funcionalidades se encuentran activas o inactivas.</w:t>
       </w:r>
     </w:p>
     <w:p>
@@ -3356,123 +3356,7 @@
           <w:sz w:val="20"/>
           <w:szCs w:val="20"/>
         </w:rPr>
-        <w:t>El estado se actualiza al activar o desactivar una funcionalidad.</w:t>
-      </w:r>
-    </w:p>
-    <w:p>
-      <w:pPr>
-        <w:pStyle w:val="Ttulo2"/>
-        <w:jc w:val="both"/>
-        <w:rPr>
-          <w:rFonts w:ascii="Calibri" w:hAnsi="Calibri" w:cs="Calibri"/>
-        </w:rPr>
-      </w:pPr>
-      <w:bookmarkStart w:id="9" w:name="_Toc241875833"/>
-      <w:r>
-        <w:rPr>
-          <w:rFonts w:ascii="Calibri" w:hAnsi="Calibri" w:cs="Calibri"/>
-        </w:rPr>
-        <w:t>PB-18 – Visualizar tiempo de actividad</w:t>
-      </w:r>
-      <w:bookmarkEnd w:id="9"/>
-    </w:p>
-    <w:p>
-      <w:pPr>
-        <w:keepNext/>
-        <w:jc w:val="both"/>
-        <w:rPr>
-          <w:rFonts w:ascii="Calibri" w:hAnsi="Calibri" w:cs="Calibri"/>
-          <w:sz w:val="20"/>
-          <w:szCs w:val="20"/>
-        </w:rPr>
-      </w:pPr>
-      <w:r>
-        <w:rPr>
-          <w:rFonts w:ascii="Calibri" w:hAnsi="Calibri" w:cs="Calibri"/>
-          <w:b/>
-          <w:bCs/>
-          <w:sz w:val="20"/>
-          <w:szCs w:val="20"/>
-        </w:rPr>
-        <w:t>Descripción</w:t>
-      </w:r>
-    </w:p>
-    <w:p>
-      <w:pPr>
-        <w:jc w:val="both"/>
-        <w:rPr>
-          <w:rFonts w:ascii="Calibri" w:hAnsi="Calibri" w:cs="Calibri"/>
-          <w:sz w:val="20"/>
-          <w:szCs w:val="20"/>
-        </w:rPr>
-      </w:pPr>
-      <w:r>
-        <w:rPr>
-          <w:rFonts w:ascii="Calibri" w:hAnsi="Calibri" w:cs="Calibri"/>
-          <w:sz w:val="20"/>
-          <w:szCs w:val="20"/>
-        </w:rPr>
-        <w:t>La interfaz deberá mostrar el tiempo de actividad correspondiente al período actual.</w:t>
-      </w:r>
-    </w:p>
-    <w:p>
-      <w:pPr>
-        <w:keepNext/>
-        <w:jc w:val="both"/>
-        <w:rPr>
-          <w:rFonts w:ascii="Calibri" w:hAnsi="Calibri" w:cs="Calibri"/>
-          <w:sz w:val="20"/>
-          <w:szCs w:val="20"/>
-        </w:rPr>
-      </w:pPr>
-      <w:r>
-        <w:rPr>
-          <w:rFonts w:ascii="Calibri" w:hAnsi="Calibri" w:cs="Calibri"/>
-          <w:b/>
-          <w:bCs/>
-          <w:sz w:val="20"/>
-          <w:szCs w:val="20"/>
-        </w:rPr>
-        <w:t>Resultado esperado</w:t>
-      </w:r>
-    </w:p>
-    <w:p>
-      <w:pPr>
-        <w:jc w:val="both"/>
-        <w:rPr>
-          <w:rFonts w:ascii="Calibri" w:hAnsi="Calibri" w:cs="Calibri"/>
-          <w:sz w:val="20"/>
-          <w:szCs w:val="20"/>
-        </w:rPr>
-      </w:pPr>
-      <w:r>
-        <w:rPr>
-          <w:rFonts w:ascii="Calibri" w:hAnsi="Calibri" w:cs="Calibri"/>
-          <w:sz w:val="20"/>
-          <w:szCs w:val="20"/>
-        </w:rPr>
-        <w:t>La interfaz mostrará el tiempo acumulado del período actual, obtenido del monitoreo desarrollado en el Sprint 01.</w:t>
-      </w:r>
-    </w:p>
-    <w:p>
-      <w:pPr>
-        <w:keepNext/>
-        <w:jc w:val="both"/>
-        <w:rPr>
-          <w:rFonts w:ascii="Calibri" w:hAnsi="Calibri" w:cs="Calibri"/>
-          <w:sz w:val="20"/>
-          <w:szCs w:val="20"/>
-        </w:rPr>
-      </w:pPr>
-      <w:r>
-        <w:rPr>
-          <w:rFonts w:ascii="Calibri" w:hAnsi="Calibri" w:cs="Calibri"/>
-          <w:b/>
-          <w:bCs/>
-          <w:sz w:val="20"/>
-          <w:szCs w:val="20"/>
-        </w:rPr>
-        <w:t>Criterios de aceptación</w:t>
+        <w:t>El estado mostrado corresponde al estado real de cada funcionalidad.</w:t>
       </w:r>
     </w:p>
     <w:p>
@@ -3494,7 +3378,7 @@
           <w:sz w:val="20"/>
           <w:szCs w:val="20"/>
         </w:rPr>
-        <w:t>El tiempo mostrado se actualiza correctamente mientras existe actividad.</w:t>
+        <w:t>El estado se actualiza al activar o desactivar una funcionalidad.</w:t>
       </w:r>
     </w:p>
     <w:p>
@@ -3516,7 +3400,123 @@
           <w:sz w:val="20"/>
           <w:szCs w:val="20"/>
         </w:rPr>
-        <w:t>El tiempo mostrado corresponde al período actual de actividad.</w:t>
+        <w:t xml:space="preserve">La interfaz muestra un indicador visible mientras la cámara o el micrófono están en uso.</w:t>
+      </w:r>
+    </w:p>
+    <w:p>
+      <w:pPr>
+        <w:pStyle w:val="Ttulo2"/>
+        <w:jc w:val="both"/>
+        <w:rPr>
+          <w:rFonts w:ascii="Calibri" w:hAnsi="Calibri" w:cs="Calibri"/>
+        </w:rPr>
+      </w:pPr>
+      <w:bookmarkStart w:id="9" w:name="_Toc241875833"/>
+      <w:r>
+        <w:rPr>
+          <w:rFonts w:ascii="Calibri" w:hAnsi="Calibri" w:cs="Calibri"/>
+        </w:rPr>
+        <w:t>PB-18 – Visualizar tiempo de actividad</w:t>
+      </w:r>
+      <w:bookmarkEnd w:id="9"/>
+    </w:p>
+    <w:p>
+      <w:pPr>
+        <w:keepNext/>
+        <w:jc w:val="both"/>
+        <w:rPr>
+          <w:rFonts w:ascii="Calibri" w:hAnsi="Calibri" w:cs="Calibri"/>
+          <w:sz w:val="20"/>
+          <w:szCs w:val="20"/>
+        </w:rPr>
+      </w:pPr>
+      <w:r>
+        <w:rPr>
+          <w:rFonts w:ascii="Calibri" w:hAnsi="Calibri" w:cs="Calibri"/>
+          <w:b/>
+          <w:bCs/>
+          <w:sz w:val="20"/>
+          <w:szCs w:val="20"/>
+        </w:rPr>
+        <w:t>Descripción</w:t>
+      </w:r>
+    </w:p>
+    <w:p>
+      <w:pPr>
+        <w:jc w:val="both"/>
+        <w:rPr>
+          <w:rFonts w:ascii="Calibri" w:hAnsi="Calibri" w:cs="Calibri"/>
+          <w:sz w:val="20"/>
+          <w:szCs w:val="20"/>
+        </w:rPr>
+      </w:pPr>
+      <w:r>
+        <w:rPr>
+          <w:rFonts w:ascii="Calibri" w:hAnsi="Calibri" w:cs="Calibri"/>
+          <w:sz w:val="20"/>
+          <w:szCs w:val="20"/>
+        </w:rPr>
+        <w:t>La interfaz deberá mostrar el tiempo de actividad correspondiente al período actual.</w:t>
+      </w:r>
+    </w:p>
+    <w:p>
+      <w:pPr>
+        <w:keepNext/>
+        <w:jc w:val="both"/>
+        <w:rPr>
+          <w:rFonts w:ascii="Calibri" w:hAnsi="Calibri" w:cs="Calibri"/>
+          <w:sz w:val="20"/>
+          <w:szCs w:val="20"/>
+        </w:rPr>
+      </w:pPr>
+      <w:r>
+        <w:rPr>
+          <w:rFonts w:ascii="Calibri" w:hAnsi="Calibri" w:cs="Calibri"/>
+          <w:b/>
+          <w:bCs/>
+          <w:sz w:val="20"/>
+          <w:szCs w:val="20"/>
+        </w:rPr>
+        <w:t>Resultado esperado</w:t>
+      </w:r>
+    </w:p>
+    <w:p>
+      <w:pPr>
+        <w:jc w:val="both"/>
+        <w:rPr>
+          <w:rFonts w:ascii="Calibri" w:hAnsi="Calibri" w:cs="Calibri"/>
+          <w:sz w:val="20"/>
+          <w:szCs w:val="20"/>
+        </w:rPr>
+      </w:pPr>
+      <w:r>
+        <w:rPr>
+          <w:rFonts w:ascii="Calibri" w:hAnsi="Calibri" w:cs="Calibri"/>
+          <w:sz w:val="20"/>
+          <w:szCs w:val="20"/>
+        </w:rPr>
+        <w:t>La interfaz mostrará el tiempo acumulado del período actual, obtenido del monitoreo desarrollado en el Sprint 01.</w:t>
+      </w:r>
+    </w:p>
+    <w:p>
+      <w:pPr>
+        <w:keepNext/>
+        <w:jc w:val="both"/>
+        <w:rPr>
+          <w:rFonts w:ascii="Calibri" w:hAnsi="Calibri" w:cs="Calibri"/>
+          <w:sz w:val="20"/>
+          <w:szCs w:val="20"/>
+        </w:rPr>
+      </w:pPr>
+      <w:r>
+        <w:rPr>
+          <w:rFonts w:ascii="Calibri" w:hAnsi="Calibri" w:cs="Calibri"/>
+          <w:b/>
+          <w:bCs/>
+          <w:sz w:val="20"/>
+          <w:szCs w:val="20"/>
+        </w:rPr>
+        <w:t>Criterios de aceptación</w:t>
       </w:r>
     </w:p>
     <w:p>
@@ -3538,123 +3538,7 @@
           <w:sz w:val="20"/>
           <w:szCs w:val="20"/>
         </w:rPr>
-        <w:t>Al reiniciarse el período después del aviso, el tiempo mostrado vuelve a comenzar.</w:t>
-      </w:r>
-    </w:p>
-    <w:p>
-      <w:pPr>
-        <w:pStyle w:val="Ttulo2"/>
-        <w:jc w:val="both"/>
-        <w:rPr>
-          <w:rFonts w:ascii="Calibri" w:hAnsi="Calibri" w:cs="Calibri"/>
-        </w:rPr>
-      </w:pPr>
-      <w:bookmarkStart w:id="10" w:name="_Toc241875834"/>
-      <w:r>
-        <w:rPr>
-          <w:rFonts w:ascii="Calibri" w:hAnsi="Calibri" w:cs="Calibri"/>
-        </w:rPr>
-        <w:t>PB-19 – Visualizar información del aviso</w:t>
-      </w:r>
-      <w:bookmarkEnd w:id="10"/>
-    </w:p>
-    <w:p>
-      <w:pPr>
-        <w:keepNext/>
-        <w:jc w:val="both"/>
-        <w:rPr>
-          <w:rFonts w:ascii="Calibri" w:hAnsi="Calibri" w:cs="Calibri"/>
-          <w:sz w:val="20"/>
-          <w:szCs w:val="20"/>
-        </w:rPr>
-      </w:pPr>
-      <w:r>
-        <w:rPr>
-          <w:rFonts w:ascii="Calibri" w:hAnsi="Calibri" w:cs="Calibri"/>
-          <w:b/>
-          <w:bCs/>
-          <w:sz w:val="20"/>
-          <w:szCs w:val="20"/>
-        </w:rPr>
-        <w:t>Descripción</w:t>
-      </w:r>
-    </w:p>
-    <w:p>
-      <w:pPr>
-        <w:jc w:val="both"/>
-        <w:rPr>
-          <w:rFonts w:ascii="Calibri" w:hAnsi="Calibri" w:cs="Calibri"/>
-          <w:sz w:val="20"/>
-          <w:szCs w:val="20"/>
-        </w:rPr>
-      </w:pPr>
-      <w:r>
-        <w:rPr>
-          <w:rFonts w:ascii="Calibri" w:hAnsi="Calibri" w:cs="Calibri"/>
-          <w:sz w:val="20"/>
-          <w:szCs w:val="20"/>
-        </w:rPr>
-        <w:t>La aplicación deberá informar al usuario cuando se alcance el período de 60 minutos y se genere el aviso correspondiente.</w:t>
-      </w:r>
-    </w:p>
-    <w:p>
-      <w:pPr>
-        <w:keepNext/>
-        <w:jc w:val="both"/>
-        <w:rPr>
-          <w:rFonts w:ascii="Calibri" w:hAnsi="Calibri" w:cs="Calibri"/>
-          <w:sz w:val="20"/>
-          <w:szCs w:val="20"/>
-        </w:rPr>
-      </w:pPr>
-      <w:r>
-        <w:rPr>
-          <w:rFonts w:ascii="Calibri" w:hAnsi="Calibri" w:cs="Calibri"/>
-          <w:b/>
-          <w:bCs/>
-          <w:sz w:val="20"/>
-          <w:szCs w:val="20"/>
-        </w:rPr>
-        <w:t>Resultado esperado</w:t>
-      </w:r>
-    </w:p>
-    <w:p>
-      <w:pPr>
-        <w:jc w:val="both"/>
-        <w:rPr>
-          <w:rFonts w:ascii="Calibri" w:hAnsi="Calibri" w:cs="Calibri"/>
-          <w:sz w:val="20"/>
-          <w:szCs w:val="20"/>
-        </w:rPr>
-      </w:pPr>
-      <w:r>
-        <w:rPr>
-          <w:rFonts w:ascii="Calibri" w:hAnsi="Calibri" w:cs="Calibri"/>
-          <w:sz w:val="20"/>
-          <w:szCs w:val="20"/>
-        </w:rPr>
-        <w:t>Cuando se genere el aviso de uso prolongado, la interfaz informará que se cumplieron 60 minutos de actividad y que se recomienda realizar una pausa.</w:t>
-      </w:r>
-    </w:p>
-    <w:p>
-      <w:pPr>
-        <w:keepNext/>
-        <w:jc w:val="both"/>
-        <w:rPr>
-          <w:rFonts w:ascii="Calibri" w:hAnsi="Calibri" w:cs="Calibri"/>
-          <w:sz w:val="20"/>
-          <w:szCs w:val="20"/>
-        </w:rPr>
-      </w:pPr>
-      <w:r>
-        <w:rPr>
-          <w:rFonts w:ascii="Calibri" w:hAnsi="Calibri" w:cs="Calibri"/>
-          <w:b/>
-          <w:bCs/>
-          <w:sz w:val="20"/>
-          <w:szCs w:val="20"/>
-        </w:rPr>
-        <w:t>Criterios de aceptación</w:t>
+        <w:t>El tiempo mostrado se actualiza correctamente mientras existe actividad.</w:t>
       </w:r>
     </w:p>
     <w:p>
@@ -3676,7 +3560,7 @@
           <w:sz w:val="20"/>
           <w:szCs w:val="20"/>
         </w:rPr>
-        <w:t>El usuario puede identificar claramente que se ha generado el aviso de uso prolongado.</w:t>
+        <w:t>El tiempo mostrado corresponde al período actual de actividad.</w:t>
       </w:r>
     </w:p>
     <w:p>
@@ -3698,7 +3582,123 @@
           <w:sz w:val="20"/>
           <w:szCs w:val="20"/>
         </w:rPr>
-        <w:t>La información corresponde al aviso del período actual.</w:t>
+        <w:t>Al reiniciarse el período después del aviso, el tiempo mostrado vuelve a comenzar.</w:t>
+      </w:r>
+    </w:p>
+    <w:p>
+      <w:pPr>
+        <w:pStyle w:val="Ttulo2"/>
+        <w:jc w:val="both"/>
+        <w:rPr>
+          <w:rFonts w:ascii="Calibri" w:hAnsi="Calibri" w:cs="Calibri"/>
+        </w:rPr>
+      </w:pPr>
+      <w:bookmarkStart w:id="10" w:name="_Toc241875834"/>
+      <w:r>
+        <w:rPr>
+          <w:rFonts w:ascii="Calibri" w:hAnsi="Calibri" w:cs="Calibri"/>
+        </w:rPr>
+        <w:t>PB-19 – Visualizar información del aviso</w:t>
+      </w:r>
+      <w:bookmarkEnd w:id="10"/>
+    </w:p>
+    <w:p>
+      <w:pPr>
+        <w:keepNext/>
+        <w:jc w:val="both"/>
+        <w:rPr>
+          <w:rFonts w:ascii="Calibri" w:hAnsi="Calibri" w:cs="Calibri"/>
+          <w:sz w:val="20"/>
+          <w:szCs w:val="20"/>
+        </w:rPr>
+      </w:pPr>
+      <w:r>
+        <w:rPr>
+          <w:rFonts w:ascii="Calibri" w:hAnsi="Calibri" w:cs="Calibri"/>
+          <w:b/>
+          <w:bCs/>
+          <w:sz w:val="20"/>
+          <w:szCs w:val="20"/>
+        </w:rPr>
+        <w:t>Descripción</w:t>
+      </w:r>
+    </w:p>
+    <w:p>
+      <w:pPr>
+        <w:jc w:val="both"/>
+        <w:rPr>
+          <w:rFonts w:ascii="Calibri" w:hAnsi="Calibri" w:cs="Calibri"/>
+          <w:sz w:val="20"/>
+          <w:szCs w:val="20"/>
+        </w:rPr>
+      </w:pPr>
+      <w:r>
+        <w:rPr>
+          <w:rFonts w:ascii="Calibri" w:hAnsi="Calibri" w:cs="Calibri"/>
+          <w:sz w:val="20"/>
+          <w:szCs w:val="20"/>
+        </w:rPr>
+        <w:t>La aplicación deberá informar al usuario cuando se alcance el período de 60 minutos y se genere el aviso correspondiente.</w:t>
+      </w:r>
+    </w:p>
+    <w:p>
+      <w:pPr>
+        <w:keepNext/>
+        <w:jc w:val="both"/>
+        <w:rPr>
+          <w:rFonts w:ascii="Calibri" w:hAnsi="Calibri" w:cs="Calibri"/>
+          <w:sz w:val="20"/>
+          <w:szCs w:val="20"/>
+        </w:rPr>
+      </w:pPr>
+      <w:r>
+        <w:rPr>
+          <w:rFonts w:ascii="Calibri" w:hAnsi="Calibri" w:cs="Calibri"/>
+          <w:b/>
+          <w:bCs/>
+          <w:sz w:val="20"/>
+          <w:szCs w:val="20"/>
+        </w:rPr>
+        <w:t>Resultado esperado</w:t>
+      </w:r>
+    </w:p>
+    <w:p>
+      <w:pPr>
+        <w:jc w:val="both"/>
+        <w:rPr>
+          <w:rFonts w:ascii="Calibri" w:hAnsi="Calibri" w:cs="Calibri"/>
+          <w:sz w:val="20"/>
+          <w:szCs w:val="20"/>
+        </w:rPr>
+      </w:pPr>
+      <w:r>
+        <w:rPr>
+          <w:rFonts w:ascii="Calibri" w:hAnsi="Calibri" w:cs="Calibri"/>
+          <w:sz w:val="20"/>
+          <w:szCs w:val="20"/>
+        </w:rPr>
+        <w:t>Cuando se genere el aviso de uso prolongado, la interfaz informará que se cumplieron 60 minutos de actividad y que se recomienda realizar una pausa.</w:t>
+      </w:r>
+    </w:p>
+    <w:p>
+      <w:pPr>
+        <w:keepNext/>
+        <w:jc w:val="both"/>
+        <w:rPr>
+          <w:rFonts w:ascii="Calibri" w:hAnsi="Calibri" w:cs="Calibri"/>
+          <w:sz w:val="20"/>
+          <w:szCs w:val="20"/>
+        </w:rPr>
+      </w:pPr>
+      <w:r>
+        <w:rPr>
+          <w:rFonts w:ascii="Calibri" w:hAnsi="Calibri" w:cs="Calibri"/>
+          <w:b/>
+          <w:bCs/>
+          <w:sz w:val="20"/>
+          <w:szCs w:val="20"/>
+        </w:rPr>
+        <w:t>Criterios de aceptación</w:t>
       </w:r>
     </w:p>
     <w:p>
@@ -3720,123 +3720,7 @@
           <w:sz w:val="20"/>
           <w:szCs w:val="20"/>
         </w:rPr>
-        <w:t>La interfaz no presenta el período de 60 minutos como un valor configurable.</w:t>
-      </w:r>
-    </w:p>
-    <w:p>
-      <w:pPr>
-        <w:pStyle w:val="Ttulo2"/>
-        <w:jc w:val="both"/>
-        <w:rPr>
-          <w:rFonts w:ascii="Calibri" w:hAnsi="Calibri" w:cs="Calibri"/>
-        </w:rPr>
-      </w:pPr>
-      <w:bookmarkStart w:id="11" w:name="_Toc241875835"/>
-      <w:r>
-        <w:rPr>
-          <w:rFonts w:ascii="Calibri" w:hAnsi="Calibri" w:cs="Calibri"/>
-        </w:rPr>
-        <w:t>PB-20 – Activar y desactivar funcionalidades</w:t>
-      </w:r>
-      <w:bookmarkEnd w:id="11"/>
-    </w:p>
-    <w:p>
-      <w:pPr>
-        <w:keepNext/>
-        <w:jc w:val="both"/>
-        <w:rPr>
-          <w:rFonts w:ascii="Calibri" w:hAnsi="Calibri" w:cs="Calibri"/>
-          <w:sz w:val="20"/>
-          <w:szCs w:val="20"/>
-        </w:rPr>
-      </w:pPr>
-      <w:r>
-        <w:rPr>
-          <w:rFonts w:ascii="Calibri" w:hAnsi="Calibri" w:cs="Calibri"/>
-          <w:b/>
-          <w:bCs/>
-          <w:sz w:val="20"/>
-          <w:szCs w:val="20"/>
-        </w:rPr>
-        <w:t>Descripción</w:t>
-      </w:r>
-    </w:p>
-    <w:p>
-      <w:pPr>
-        <w:jc w:val="both"/>
-        <w:rPr>
-          <w:rFonts w:ascii="Calibri" w:hAnsi="Calibri" w:cs="Calibri"/>
-          <w:sz w:val="20"/>
-          <w:szCs w:val="20"/>
-        </w:rPr>
-      </w:pPr>
-      <w:r>
-        <w:rPr>
-          <w:rFonts w:ascii="Calibri" w:hAnsi="Calibri" w:cs="Calibri"/>
-          <w:sz w:val="20"/>
-          <w:szCs w:val="20"/>
-        </w:rPr>
-        <w:t>El usuario deberá poder activar o desactivar las funcionalidades disponibles desde la interfaz.</w:t>
-      </w:r>
-    </w:p>
-    <w:p>
-      <w:pPr>
-        <w:keepNext/>
-        <w:jc w:val="both"/>
-        <w:rPr>
-          <w:rFonts w:ascii="Calibri" w:hAnsi="Calibri" w:cs="Calibri"/>
-          <w:sz w:val="20"/>
-          <w:szCs w:val="20"/>
-        </w:rPr>
-      </w:pPr>
-      <w:r>
-        <w:rPr>
-          <w:rFonts w:ascii="Calibri" w:hAnsi="Calibri" w:cs="Calibri"/>
-          <w:b/>
-          <w:bCs/>
-          <w:sz w:val="20"/>
-          <w:szCs w:val="20"/>
-        </w:rPr>
-        <w:t>Resultado esperado</w:t>
-      </w:r>
-    </w:p>
-    <w:p>
-      <w:pPr>
-        <w:jc w:val="both"/>
-        <w:rPr>
-          <w:rFonts w:ascii="Calibri" w:hAnsi="Calibri" w:cs="Calibri"/>
-          <w:sz w:val="20"/>
-          <w:szCs w:val="20"/>
-        </w:rPr>
-      </w:pPr>
-      <w:r>
-        <w:rPr>
-          <w:rFonts w:ascii="Calibri" w:hAnsi="Calibri" w:cs="Calibri"/>
-          <w:sz w:val="20"/>
-          <w:szCs w:val="20"/>
-        </w:rPr>
-        <w:t>El usuario podrá activar o desactivar el control mediante gestos y el control por voz desde la interfaz, y su elección quedará guardada en la configuración.</w:t>
-      </w:r>
-    </w:p>
-    <w:p>
-      <w:pPr>
-        <w:keepNext/>
-        <w:jc w:val="both"/>
-        <w:rPr>
-          <w:rFonts w:ascii="Calibri" w:hAnsi="Calibri" w:cs="Calibri"/>
-          <w:sz w:val="20"/>
-          <w:szCs w:val="20"/>
-        </w:rPr>
-      </w:pPr>
-      <w:r>
-        <w:rPr>
-          <w:rFonts w:ascii="Calibri" w:hAnsi="Calibri" w:cs="Calibri"/>
-          <w:b/>
-          <w:bCs/>
-          <w:sz w:val="20"/>
-          <w:szCs w:val="20"/>
-        </w:rPr>
-        <w:t>Criterios de aceptación</w:t>
+        <w:t>El usuario puede identificar claramente que se ha generado el aviso de uso prolongado.</w:t>
       </w:r>
     </w:p>
     <w:p>
@@ -3858,7 +3742,7 @@
           <w:sz w:val="20"/>
           <w:szCs w:val="20"/>
         </w:rPr>
-        <w:t>Las funcionalidades responden correctamente a las acciones de activación y desactivación.</w:t>
+        <w:t>La información corresponde al aviso del período actual.</w:t>
       </w:r>
     </w:p>
     <w:p>
@@ -3880,7 +3764,123 @@
           <w:sz w:val="20"/>
           <w:szCs w:val="20"/>
         </w:rPr>
-        <w:t>Al desactivar una funcionalidad, esta deja de ejecutar acciones.</w:t>
+        <w:t>La interfaz no presenta el período de 60 minutos como un valor configurable.</w:t>
+      </w:r>
+    </w:p>
+    <w:p>
+      <w:pPr>
+        <w:pStyle w:val="Ttulo2"/>
+        <w:jc w:val="both"/>
+        <w:rPr>
+          <w:rFonts w:ascii="Calibri" w:hAnsi="Calibri" w:cs="Calibri"/>
+        </w:rPr>
+      </w:pPr>
+      <w:bookmarkStart w:id="11" w:name="_Toc241875835"/>
+      <w:r>
+        <w:rPr>
+          <w:rFonts w:ascii="Calibri" w:hAnsi="Calibri" w:cs="Calibri"/>
+        </w:rPr>
+        <w:t>PB-20 – Activar y desactivar funcionalidades</w:t>
+      </w:r>
+      <w:bookmarkEnd w:id="11"/>
+    </w:p>
+    <w:p>
+      <w:pPr>
+        <w:keepNext/>
+        <w:jc w:val="both"/>
+        <w:rPr>
+          <w:rFonts w:ascii="Calibri" w:hAnsi="Calibri" w:cs="Calibri"/>
+          <w:sz w:val="20"/>
+          <w:szCs w:val="20"/>
+        </w:rPr>
+      </w:pPr>
+      <w:r>
+        <w:rPr>
+          <w:rFonts w:ascii="Calibri" w:hAnsi="Calibri" w:cs="Calibri"/>
+          <w:b/>
+          <w:bCs/>
+          <w:sz w:val="20"/>
+          <w:szCs w:val="20"/>
+        </w:rPr>
+        <w:t>Descripción</w:t>
+      </w:r>
+    </w:p>
+    <w:p>
+      <w:pPr>
+        <w:jc w:val="both"/>
+        <w:rPr>
+          <w:rFonts w:ascii="Calibri" w:hAnsi="Calibri" w:cs="Calibri"/>
+          <w:sz w:val="20"/>
+          <w:szCs w:val="20"/>
+        </w:rPr>
+      </w:pPr>
+      <w:r>
+        <w:rPr>
+          <w:rFonts w:ascii="Calibri" w:hAnsi="Calibri" w:cs="Calibri"/>
+          <w:sz w:val="20"/>
+          <w:szCs w:val="20"/>
+        </w:rPr>
+        <w:t>El usuario deberá poder activar o desactivar las funcionalidades disponibles desde la interfaz.</w:t>
+      </w:r>
+    </w:p>
+    <w:p>
+      <w:pPr>
+        <w:keepNext/>
+        <w:jc w:val="both"/>
+        <w:rPr>
+          <w:rFonts w:ascii="Calibri" w:hAnsi="Calibri" w:cs="Calibri"/>
+          <w:sz w:val="20"/>
+          <w:szCs w:val="20"/>
+        </w:rPr>
+      </w:pPr>
+      <w:r>
+        <w:rPr>
+          <w:rFonts w:ascii="Calibri" w:hAnsi="Calibri" w:cs="Calibri"/>
+          <w:b/>
+          <w:bCs/>
+          <w:sz w:val="20"/>
+          <w:szCs w:val="20"/>
+        </w:rPr>
+        <w:t>Resultado esperado</w:t>
+      </w:r>
+    </w:p>
+    <w:p>
+      <w:pPr>
+        <w:jc w:val="both"/>
+        <w:rPr>
+          <w:rFonts w:ascii="Calibri" w:hAnsi="Calibri" w:cs="Calibri"/>
+          <w:sz w:val="20"/>
+          <w:szCs w:val="20"/>
+        </w:rPr>
+      </w:pPr>
+      <w:r>
+        <w:rPr>
+          <w:rFonts w:ascii="Calibri" w:hAnsi="Calibri" w:cs="Calibri"/>
+          <w:sz w:val="20"/>
+          <w:szCs w:val="20"/>
+        </w:rPr>
+        <w:t>El usuario podrá activar o desactivar el control mediante gestos y el control por voz desde la interfaz, y su elección quedará guardada en la configuración.</w:t>
+      </w:r>
+    </w:p>
+    <w:p>
+      <w:pPr>
+        <w:keepNext/>
+        <w:jc w:val="both"/>
+        <w:rPr>
+          <w:rFonts w:ascii="Calibri" w:hAnsi="Calibri" w:cs="Calibri"/>
+          <w:sz w:val="20"/>
+          <w:szCs w:val="20"/>
+        </w:rPr>
+      </w:pPr>
+      <w:r>
+        <w:rPr>
+          <w:rFonts w:ascii="Calibri" w:hAnsi="Calibri" w:cs="Calibri"/>
+          <w:b/>
+          <w:bCs/>
+          <w:sz w:val="20"/>
+          <w:szCs w:val="20"/>
+        </w:rPr>
+        <w:t>Criterios de aceptación</w:t>
       </w:r>
     </w:p>
     <w:p>
@@ -3902,7 +3902,7 @@
           <w:sz w:val="20"/>
           <w:szCs w:val="20"/>
         </w:rPr>
-        <w:t>El estado elegido se guarda en la configuración y se mantiene al reiniciar la aplicación.</w:t>
+        <w:t>Las funcionalidades responden correctamente a las acciones de activación y desactivación.</w:t>
       </w:r>
     </w:p>
     <w:p>
@@ -3924,7 +3924,73 @@
           <w:sz w:val="20"/>
           <w:szCs w:val="20"/>
         </w:rPr>
+        <w:t>Al desactivar una funcionalidad, esta deja de ejecutar acciones.</w:t>
+      </w:r>
+    </w:p>
+    <w:p>
+      <w:pPr>
+        <w:numPr>
+          <w:ilvl w:val="0"/>
+          <w:numId w:val="1"/>
+        </w:numPr>
+        <w:jc w:val="both"/>
+        <w:rPr>
+          <w:rFonts w:ascii="Calibri" w:hAnsi="Calibri" w:cs="Calibri"/>
+          <w:sz w:val="20"/>
+          <w:szCs w:val="20"/>
+        </w:rPr>
+      </w:pPr>
+      <w:r>
+        <w:rPr>
+          <w:rFonts w:ascii="Calibri" w:hAnsi="Calibri" w:cs="Calibri"/>
+          <w:sz w:val="20"/>
+          <w:szCs w:val="20"/>
+        </w:rPr>
+        <w:t>El estado elegido se guarda en la configuración y se mantiene al reiniciar la aplicación.</w:t>
+      </w:r>
+    </w:p>
+    <w:p>
+      <w:pPr>
+        <w:numPr>
+          <w:ilvl w:val="0"/>
+          <w:numId w:val="1"/>
+        </w:numPr>
+        <w:jc w:val="both"/>
+        <w:rPr>
+          <w:rFonts w:ascii="Calibri" w:hAnsi="Calibri" w:cs="Calibri"/>
+          <w:sz w:val="20"/>
+          <w:szCs w:val="20"/>
+        </w:rPr>
+      </w:pPr>
+      <w:r>
+        <w:rPr>
+          <w:rFonts w:ascii="Calibri" w:hAnsi="Calibri" w:cs="Calibri"/>
+          <w:sz w:val="20"/>
+          <w:szCs w:val="20"/>
+        </w:rPr>
         <w:t>El estado mostrado en la interfaz se actualiza de inmediato.</w:t>
+      </w:r>
+    </w:p>
+    <w:p>
+      <w:pPr>
+        <w:numPr>
+          <w:ilvl w:val="0"/>
+          <w:numId w:val="1"/>
+        </w:numPr>
+        <w:jc w:val="both"/>
+        <w:rPr>
+          <w:rFonts w:ascii="Calibri" w:hAnsi="Calibri" w:cs="Calibri"/>
+          <w:sz w:val="20"/>
+          <w:szCs w:val="20"/>
+        </w:rPr>
+      </w:pPr>
+      <w:r>
+        <w:rPr>
+          <w:rFonts w:ascii="Calibri" w:hAnsi="Calibri" w:cs="Calibri"/>
+          <w:sz w:val="20"/>
+          <w:szCs w:val="20"/>
+        </w:rPr>
+        <w:t xml:space="preserve">El control por gestos y el control por voz pueden desactivarse en cualquier momento mediante un atajo de teclado.</w:t>
       </w:r>
     </w:p>
     <w:p>
